--- a/zht/docx/191.content.docx
+++ b/zht/docx/191.content.docx
@@ -433,90 +433,66 @@
           <w:lang w:val="zh_TW" w:bidi="zh_TW"/>
         </w:rPr>
       </w:r>
-      <w:hyperlink r:id="rId13">
-        <w:r>
-          <w:rPr>
-            <w:lang w:val="zh_TW" w:bidi="zh_TW"/>
-          </w:rPr>
-          <w:rPr>
-            <w:color w:val="0000EE"/>
-            <w:u w:val="single"/>
-          </w:rPr>
-          <w:t>使徒行傳8:9–11</w:t>
-        </w:r>
-      </w:hyperlink>
-    </w:p>
-    <w:p>
-      <w:pPr>
-        <w:pStyle w:val="ListBullet"/>
-        <w:spacing w:line="240" w:lineRule="auto"/>
-        <w:ind w:left="720"/>
-      </w:pPr>
-      <w:r>
-        <w:rPr>
-          <w:lang w:val="zh_TW" w:bidi="zh_TW"/>
-        </w:rPr>
-      </w:r>
-      <w:hyperlink r:id="rId14">
-        <w:r>
-          <w:rPr>
-            <w:lang w:val="zh_TW" w:bidi="zh_TW"/>
-          </w:rPr>
-          <w:rPr>
-            <w:color w:val="0000EE"/>
-            <w:u w:val="single"/>
-          </w:rPr>
-          <w:t>出埃及記7:11–13</w:t>
-        </w:r>
-      </w:hyperlink>
-    </w:p>
-    <w:p>
-      <w:pPr>
-        <w:pStyle w:val="ListBullet"/>
-        <w:spacing w:line="240" w:lineRule="auto"/>
-        <w:ind w:left="720"/>
-      </w:pPr>
-      <w:r>
-        <w:rPr>
-          <w:lang w:val="zh_TW" w:bidi="zh_TW"/>
-        </w:rPr>
-      </w:r>
-      <w:hyperlink r:id="rId15">
-        <w:r>
-          <w:rPr>
-            <w:lang w:val="zh_TW" w:bidi="zh_TW"/>
-          </w:rPr>
-          <w:rPr>
-            <w:color w:val="0000EE"/>
-            <w:u w:val="single"/>
-          </w:rPr>
-          <w:t>加拉太書5:19–21</w:t>
-        </w:r>
-      </w:hyperlink>
-    </w:p>
-    <w:p>
-      <w:pPr>
-        <w:pStyle w:val="ListBullet"/>
-        <w:spacing w:line="240" w:lineRule="auto"/>
-        <w:ind w:left="720"/>
-      </w:pPr>
-      <w:r>
-        <w:rPr>
-          <w:lang w:val="zh_TW" w:bidi="zh_TW"/>
-        </w:rPr>
-      </w:r>
-      <w:hyperlink r:id="rId16">
-        <w:r>
-          <w:rPr>
-            <w:lang w:val="zh_TW" w:bidi="zh_TW"/>
-          </w:rPr>
-          <w:rPr>
-            <w:color w:val="0000EE"/>
-            <w:u w:val="single"/>
-          </w:rPr>
-          <w:t>啟示錄9:20–21</w:t>
-        </w:r>
-      </w:hyperlink>
+      <w:r>
+        <w:rPr>
+          <w:lang w:val="zh_TW" w:bidi="zh_TW"/>
+        </w:rPr>
+        <w:t>使徒行傳8:9–11</w:t>
+      </w:r>
+    </w:p>
+    <w:p>
+      <w:pPr>
+        <w:pStyle w:val="ListBullet"/>
+        <w:spacing w:line="240" w:lineRule="auto"/>
+        <w:ind w:left="720"/>
+      </w:pPr>
+      <w:r>
+        <w:rPr>
+          <w:lang w:val="zh_TW" w:bidi="zh_TW"/>
+        </w:rPr>
+      </w:r>
+      <w:r>
+        <w:rPr>
+          <w:lang w:val="zh_TW" w:bidi="zh_TW"/>
+        </w:rPr>
+        <w:t>出埃及記7:11–13</w:t>
+      </w:r>
+    </w:p>
+    <w:p>
+      <w:pPr>
+        <w:pStyle w:val="ListBullet"/>
+        <w:spacing w:line="240" w:lineRule="auto"/>
+        <w:ind w:left="720"/>
+      </w:pPr>
+      <w:r>
+        <w:rPr>
+          <w:lang w:val="zh_TW" w:bidi="zh_TW"/>
+        </w:rPr>
+      </w:r>
+      <w:r>
+        <w:rPr>
+          <w:lang w:val="zh_TW" w:bidi="zh_TW"/>
+        </w:rPr>
+        <w:t>加拉太書5:19–21</w:t>
+      </w:r>
+    </w:p>
+    <w:p>
+      <w:pPr>
+        <w:pStyle w:val="ListBullet"/>
+        <w:spacing w:line="240" w:lineRule="auto"/>
+        <w:ind w:left="720"/>
+      </w:pPr>
+      <w:r>
+        <w:rPr>
+          <w:lang w:val="zh_TW" w:bidi="zh_TW"/>
+        </w:rPr>
+      </w:r>
+      <w:r>
+        <w:rPr>
+          <w:lang w:val="zh_TW" w:bidi="zh_TW"/>
+        </w:rPr>
+        <w:t>啟示錄9:20–21</w:t>
+      </w:r>
     </w:p>
     <w:p>
       <w:pPr>
@@ -782,90 +758,66 @@
           <w:lang w:val="zh_TW" w:bidi="zh_TW"/>
         </w:rPr>
       </w:r>
-      <w:hyperlink r:id="rId17">
-        <w:r>
-          <w:rPr>
-            <w:lang w:val="zh_TW" w:bidi="zh_TW"/>
-          </w:rPr>
-          <w:rPr>
-            <w:color w:val="0000EE"/>
-            <w:u w:val="single"/>
-          </w:rPr>
-          <w:t>列王紀上15:5</w:t>
-        </w:r>
-      </w:hyperlink>
-    </w:p>
-    <w:p>
-      <w:pPr>
-        <w:pStyle w:val="ListBullet"/>
-        <w:spacing w:line="240" w:lineRule="auto"/>
-        <w:ind w:left="720"/>
-      </w:pPr>
-      <w:r>
-        <w:rPr>
-          <w:lang w:val="zh_TW" w:bidi="zh_TW"/>
-        </w:rPr>
-      </w:r>
-      <w:hyperlink r:id="rId18">
-        <w:r>
-          <w:rPr>
-            <w:lang w:val="zh_TW" w:bidi="zh_TW"/>
-          </w:rPr>
-          <w:rPr>
-            <w:color w:val="0000EE"/>
-            <w:u w:val="single"/>
-          </w:rPr>
-          <w:t>撒母耳記下11:3</w:t>
-        </w:r>
-      </w:hyperlink>
-    </w:p>
-    <w:p>
-      <w:pPr>
-        <w:pStyle w:val="ListBullet"/>
-        <w:spacing w:line="240" w:lineRule="auto"/>
-        <w:ind w:left="720"/>
-      </w:pPr>
-      <w:r>
-        <w:rPr>
-          <w:lang w:val="zh_TW" w:bidi="zh_TW"/>
-        </w:rPr>
-      </w:r>
-      <w:hyperlink r:id="rId19">
-        <w:r>
-          <w:rPr>
-            <w:lang w:val="zh_TW" w:bidi="zh_TW"/>
-          </w:rPr>
-          <w:rPr>
-            <w:color w:val="0000EE"/>
-            <w:u w:val="single"/>
-          </w:rPr>
-          <w:t>撒母耳記下11:26–27</w:t>
-        </w:r>
-      </w:hyperlink>
-    </w:p>
-    <w:p>
-      <w:pPr>
-        <w:pStyle w:val="ListBullet"/>
-        <w:spacing w:line="240" w:lineRule="auto"/>
-        <w:ind w:left="720"/>
-      </w:pPr>
-      <w:r>
-        <w:rPr>
-          <w:lang w:val="zh_TW" w:bidi="zh_TW"/>
-        </w:rPr>
-      </w:r>
-      <w:hyperlink r:id="rId20">
-        <w:r>
-          <w:rPr>
-            <w:lang w:val="zh_TW" w:bidi="zh_TW"/>
-          </w:rPr>
-          <w:rPr>
-            <w:color w:val="0000EE"/>
-            <w:u w:val="single"/>
-          </w:rPr>
-          <w:t>尼希米記3:4</w:t>
-        </w:r>
-      </w:hyperlink>
+      <w:r>
+        <w:rPr>
+          <w:lang w:val="zh_TW" w:bidi="zh_TW"/>
+        </w:rPr>
+        <w:t>列王紀上15:5</w:t>
+      </w:r>
+    </w:p>
+    <w:p>
+      <w:pPr>
+        <w:pStyle w:val="ListBullet"/>
+        <w:spacing w:line="240" w:lineRule="auto"/>
+        <w:ind w:left="720"/>
+      </w:pPr>
+      <w:r>
+        <w:rPr>
+          <w:lang w:val="zh_TW" w:bidi="zh_TW"/>
+        </w:rPr>
+      </w:r>
+      <w:r>
+        <w:rPr>
+          <w:lang w:val="zh_TW" w:bidi="zh_TW"/>
+        </w:rPr>
+        <w:t>撒母耳記下11:3</w:t>
+      </w:r>
+    </w:p>
+    <w:p>
+      <w:pPr>
+        <w:pStyle w:val="ListBullet"/>
+        <w:spacing w:line="240" w:lineRule="auto"/>
+        <w:ind w:left="720"/>
+      </w:pPr>
+      <w:r>
+        <w:rPr>
+          <w:lang w:val="zh_TW" w:bidi="zh_TW"/>
+        </w:rPr>
+      </w:r>
+      <w:r>
+        <w:rPr>
+          <w:lang w:val="zh_TW" w:bidi="zh_TW"/>
+        </w:rPr>
+        <w:t>撒母耳記下11:26–27</w:t>
+      </w:r>
+    </w:p>
+    <w:p>
+      <w:pPr>
+        <w:pStyle w:val="ListBullet"/>
+        <w:spacing w:line="240" w:lineRule="auto"/>
+        <w:ind w:left="720"/>
+      </w:pPr>
+      <w:r>
+        <w:rPr>
+          <w:lang w:val="zh_TW" w:bidi="zh_TW"/>
+        </w:rPr>
+      </w:r>
+      <w:r>
+        <w:rPr>
+          <w:lang w:val="zh_TW" w:bidi="zh_TW"/>
+        </w:rPr>
+        <w:t>尼希米記3:4</w:t>
+      </w:r>
     </w:p>
     <w:p>
       <w:pPr>
@@ -1258,114 +1210,84 @@
           <w:lang w:val="zh_TW" w:bidi="zh_TW"/>
         </w:rPr>
       </w:r>
-      <w:hyperlink r:id="rId21">
-        <w:r>
-          <w:rPr>
-            <w:lang w:val="zh_TW" w:bidi="zh_TW"/>
-          </w:rPr>
-          <w:rPr>
-            <w:color w:val="0000EE"/>
-            <w:u w:val="single"/>
-          </w:rPr>
-          <w:t>列王紀下14:21</w:t>
-        </w:r>
-      </w:hyperlink>
-    </w:p>
-    <w:p>
-      <w:pPr>
-        <w:pStyle w:val="ListBullet"/>
-        <w:spacing w:line="240" w:lineRule="auto"/>
-        <w:ind w:left="720"/>
-      </w:pPr>
-      <w:r>
-        <w:rPr>
-          <w:lang w:val="zh_TW" w:bidi="zh_TW"/>
-        </w:rPr>
-      </w:r>
-      <w:hyperlink r:id="rId22">
-        <w:r>
-          <w:rPr>
-            <w:lang w:val="zh_TW" w:bidi="zh_TW"/>
-          </w:rPr>
-          <w:rPr>
-            <w:color w:val="0000EE"/>
-            <w:u w:val="single"/>
-          </w:rPr>
-          <w:t>阿摩司書1:1</w:t>
-        </w:r>
-      </w:hyperlink>
-    </w:p>
-    <w:p>
-      <w:pPr>
-        <w:pStyle w:val="ListBullet"/>
-        <w:spacing w:line="240" w:lineRule="auto"/>
-        <w:ind w:left="720"/>
-      </w:pPr>
-      <w:r>
-        <w:rPr>
-          <w:lang w:val="zh_TW" w:bidi="zh_TW"/>
-        </w:rPr>
-      </w:r>
-      <w:hyperlink r:id="rId23">
-        <w:r>
-          <w:rPr>
-            <w:lang w:val="zh_TW" w:bidi="zh_TW"/>
-          </w:rPr>
-          <w:rPr>
-            <w:color w:val="0000EE"/>
-            <w:u w:val="single"/>
-          </w:rPr>
-          <w:t>何西阿書1:1</w:t>
-        </w:r>
-      </w:hyperlink>
-    </w:p>
-    <w:p>
-      <w:pPr>
-        <w:pStyle w:val="ListBullet"/>
-        <w:spacing w:line="240" w:lineRule="auto"/>
-        <w:ind w:left="720"/>
-      </w:pPr>
-      <w:r>
-        <w:rPr>
-          <w:lang w:val="zh_TW" w:bidi="zh_TW"/>
-        </w:rPr>
-      </w:r>
-      <w:hyperlink r:id="rId24">
-        <w:r>
-          <w:rPr>
-            <w:lang w:val="zh_TW" w:bidi="zh_TW"/>
-          </w:rPr>
-          <w:rPr>
-            <w:color w:val="0000EE"/>
-            <w:u w:val="single"/>
-          </w:rPr>
-          <w:t>以賽亞書6:1–2</w:t>
-        </w:r>
-      </w:hyperlink>
-    </w:p>
-    <w:p>
-      <w:pPr>
-        <w:pStyle w:val="ListBullet"/>
-        <w:spacing w:line="240" w:lineRule="auto"/>
-        <w:ind w:left="720"/>
-      </w:pPr>
-      <w:r>
-        <w:rPr>
-          <w:lang w:val="zh_TW" w:bidi="zh_TW"/>
-        </w:rPr>
-      </w:r>
-      <w:hyperlink r:id="rId25">
-        <w:r>
-          <w:rPr>
-            <w:lang w:val="zh_TW" w:bidi="zh_TW"/>
-          </w:rPr>
-          <w:rPr>
-            <w:color w:val="0000EE"/>
-            <w:u w:val="single"/>
-          </w:rPr>
-          <w:t>馬太福音1:7–8</w:t>
-        </w:r>
-      </w:hyperlink>
+      <w:r>
+        <w:rPr>
+          <w:lang w:val="zh_TW" w:bidi="zh_TW"/>
+        </w:rPr>
+        <w:t>列王紀下14:21</w:t>
+      </w:r>
+    </w:p>
+    <w:p>
+      <w:pPr>
+        <w:pStyle w:val="ListBullet"/>
+        <w:spacing w:line="240" w:lineRule="auto"/>
+        <w:ind w:left="720"/>
+      </w:pPr>
+      <w:r>
+        <w:rPr>
+          <w:lang w:val="zh_TW" w:bidi="zh_TW"/>
+        </w:rPr>
+      </w:r>
+      <w:r>
+        <w:rPr>
+          <w:lang w:val="zh_TW" w:bidi="zh_TW"/>
+        </w:rPr>
+        <w:t>阿摩司書1:1</w:t>
+      </w:r>
+    </w:p>
+    <w:p>
+      <w:pPr>
+        <w:pStyle w:val="ListBullet"/>
+        <w:spacing w:line="240" w:lineRule="auto"/>
+        <w:ind w:left="720"/>
+      </w:pPr>
+      <w:r>
+        <w:rPr>
+          <w:lang w:val="zh_TW" w:bidi="zh_TW"/>
+        </w:rPr>
+      </w:r>
+      <w:r>
+        <w:rPr>
+          <w:lang w:val="zh_TW" w:bidi="zh_TW"/>
+        </w:rPr>
+        <w:t>何西阿書1:1</w:t>
+      </w:r>
+    </w:p>
+    <w:p>
+      <w:pPr>
+        <w:pStyle w:val="ListBullet"/>
+        <w:spacing w:line="240" w:lineRule="auto"/>
+        <w:ind w:left="720"/>
+      </w:pPr>
+      <w:r>
+        <w:rPr>
+          <w:lang w:val="zh_TW" w:bidi="zh_TW"/>
+        </w:rPr>
+      </w:r>
+      <w:r>
+        <w:rPr>
+          <w:lang w:val="zh_TW" w:bidi="zh_TW"/>
+        </w:rPr>
+        <w:t>以賽亞書6:1–2</w:t>
+      </w:r>
+    </w:p>
+    <w:p>
+      <w:pPr>
+        <w:pStyle w:val="ListBullet"/>
+        <w:spacing w:line="240" w:lineRule="auto"/>
+        <w:ind w:left="720"/>
+      </w:pPr>
+      <w:r>
+        <w:rPr>
+          <w:lang w:val="zh_TW" w:bidi="zh_TW"/>
+        </w:rPr>
+      </w:r>
+      <w:r>
+        <w:rPr>
+          <w:lang w:val="zh_TW" w:bidi="zh_TW"/>
+        </w:rPr>
+        <w:t>馬太福音1:7–8</w:t>
+      </w:r>
     </w:p>
     <w:p>
       <w:pPr>
@@ -1625,42 +1547,30 @@
           <w:lang w:val="zh_TW" w:bidi="zh_TW"/>
         </w:rPr>
       </w:r>
-      <w:hyperlink r:id="rId26">
-        <w:r>
-          <w:rPr>
-            <w:lang w:val="zh_TW" w:bidi="zh_TW"/>
-          </w:rPr>
-          <w:rPr>
-            <w:color w:val="0000EE"/>
-            <w:u w:val="single"/>
-          </w:rPr>
-          <w:t>創世記11:27–28</w:t>
-        </w:r>
-      </w:hyperlink>
-    </w:p>
-    <w:p>
-      <w:pPr>
-        <w:pStyle w:val="ListBullet"/>
-        <w:spacing w:line="240" w:lineRule="auto"/>
-        <w:ind w:left="720"/>
-      </w:pPr>
-      <w:r>
-        <w:rPr>
-          <w:lang w:val="zh_TW" w:bidi="zh_TW"/>
-        </w:rPr>
-      </w:r>
-      <w:hyperlink r:id="rId27">
-        <w:r>
-          <w:rPr>
-            <w:lang w:val="zh_TW" w:bidi="zh_TW"/>
-          </w:rPr>
-          <w:rPr>
-            <w:color w:val="0000EE"/>
-            <w:u w:val="single"/>
-          </w:rPr>
-          <w:t>創世記11:31</w:t>
-        </w:r>
-      </w:hyperlink>
+      <w:r>
+        <w:rPr>
+          <w:lang w:val="zh_TW" w:bidi="zh_TW"/>
+        </w:rPr>
+        <w:t>創世記11:27–28</w:t>
+      </w:r>
+    </w:p>
+    <w:p>
+      <w:pPr>
+        <w:pStyle w:val="ListBullet"/>
+        <w:spacing w:line="240" w:lineRule="auto"/>
+        <w:ind w:left="720"/>
+      </w:pPr>
+      <w:r>
+        <w:rPr>
+          <w:lang w:val="zh_TW" w:bidi="zh_TW"/>
+        </w:rPr>
+      </w:r>
+      <w:r>
+        <w:rPr>
+          <w:lang w:val="zh_TW" w:bidi="zh_TW"/>
+        </w:rPr>
+        <w:t>創世記11:31</w:t>
+      </w:r>
     </w:p>
     <w:p>
       <w:pPr>
@@ -1917,234 +1827,156 @@
           <w:lang w:val="zh_TW" w:bidi="zh_TW"/>
         </w:rPr>
       </w:r>
-      <w:hyperlink r:id="rId28">
-        <w:r>
-          <w:rPr>
-            <w:lang w:val="zh_TW" w:bidi="zh_TW"/>
-          </w:rPr>
-          <w:rPr>
-            <w:color w:val="0000EE"/>
-            <w:u w:val="single"/>
-          </w:rPr>
-          <w:t>哥林多前書4:4</w:t>
-        </w:r>
-      </w:hyperlink>
-    </w:p>
-    <w:p>
-      <w:pPr>
-        <w:pStyle w:val="ListBullet"/>
-        <w:spacing w:line="240" w:lineRule="auto"/>
-        <w:ind w:left="720"/>
-      </w:pPr>
-      <w:r>
-        <w:rPr>
-          <w:lang w:val="zh_TW" w:bidi="zh_TW"/>
-        </w:rPr>
-      </w:r>
-      <w:hyperlink r:id="rId29">
-        <w:r>
-          <w:rPr>
-            <w:lang w:val="zh_TW" w:bidi="zh_TW"/>
-          </w:rPr>
-          <w:rPr>
-            <w:color w:val="0000EE"/>
-            <w:u w:val="single"/>
-          </w:rPr>
-          <w:t>撒母耳記上19:5</w:t>
-        </w:r>
-      </w:hyperlink>
-    </w:p>
-    <w:p>
-      <w:pPr>
-        <w:pStyle w:val="ListBullet"/>
-        <w:spacing w:line="240" w:lineRule="auto"/>
-        <w:ind w:left="720"/>
-      </w:pPr>
-      <w:r>
-        <w:rPr>
-          <w:lang w:val="zh_TW" w:bidi="zh_TW"/>
-        </w:rPr>
-      </w:r>
-      <w:hyperlink r:id="rId30">
-        <w:r>
-          <w:rPr>
-            <w:lang w:val="zh_TW" w:bidi="zh_TW"/>
-          </w:rPr>
-          <w:rPr>
-            <w:color w:val="0000EE"/>
-            <w:u w:val="single"/>
-          </w:rPr>
-          <w:t>使徒行傳20:26</w:t>
-        </w:r>
-      </w:hyperlink>
-    </w:p>
-    <w:p>
-      <w:pPr>
-        <w:pStyle w:val="ListBullet"/>
-        <w:spacing w:line="240" w:lineRule="auto"/>
-        <w:ind w:left="720"/>
-      </w:pPr>
-      <w:r>
-        <w:rPr>
-          <w:lang w:val="zh_TW" w:bidi="zh_TW"/>
-        </w:rPr>
-      </w:r>
-      <w:hyperlink r:id="rId31">
-        <w:r>
-          <w:rPr>
-            <w:lang w:val="zh_TW" w:bidi="zh_TW"/>
-          </w:rPr>
-          <w:rPr>
-            <w:color w:val="0000EE"/>
-            <w:u w:val="single"/>
-          </w:rPr>
-          <w:t>出埃及記23:7</w:t>
-        </w:r>
-      </w:hyperlink>
-    </w:p>
-    <w:p>
-      <w:pPr>
-        <w:pStyle w:val="ListBullet"/>
-        <w:spacing w:line="240" w:lineRule="auto"/>
-        <w:ind w:left="720"/>
-      </w:pPr>
-      <w:r>
-        <w:rPr>
-          <w:lang w:val="zh_TW" w:bidi="zh_TW"/>
-        </w:rPr>
-      </w:r>
-      <w:hyperlink r:id="rId32">
-        <w:r>
-          <w:rPr>
-            <w:lang w:val="zh_TW" w:bidi="zh_TW"/>
-          </w:rPr>
-          <w:rPr>
-            <w:color w:val="0000EE"/>
-            <w:u w:val="single"/>
-          </w:rPr>
-          <w:t>耶利米書22</w:t>
-        </w:r>
-      </w:hyperlink>
-      <w:hyperlink r:id="rId31">
-        <w:r>
-          <w:rPr>
-            <w:lang w:val="zh_TW" w:bidi="zh_TW"/>
-          </w:rPr>
-          <w:rPr>
-            <w:color w:val="0000EE"/>
-            <w:u w:val="single"/>
-          </w:rPr>
-          <w:t>:</w:t>
-        </w:r>
-      </w:hyperlink>
-      <w:hyperlink r:id="rId32">
-        <w:r>
-          <w:rPr>
-            <w:lang w:val="zh_TW" w:bidi="zh_TW"/>
-          </w:rPr>
-          <w:rPr>
-            <w:color w:val="0000EE"/>
-            <w:u w:val="single"/>
-          </w:rPr>
-          <w:t>1</w:t>
-        </w:r>
-      </w:hyperlink>
-    </w:p>
-    <w:p>
-      <w:pPr>
-        <w:pStyle w:val="ListBullet"/>
-        <w:spacing w:line="240" w:lineRule="auto"/>
-        <w:ind w:left="720"/>
-      </w:pPr>
-      <w:r>
-        <w:rPr>
-          <w:lang w:val="zh_TW" w:bidi="zh_TW"/>
-        </w:rPr>
-      </w:r>
-      <w:hyperlink r:id="rId33">
-        <w:r>
-          <w:rPr>
-            <w:lang w:val="zh_TW" w:bidi="zh_TW"/>
-          </w:rPr>
-          <w:rPr>
-            <w:color w:val="0000EE"/>
-            <w:u w:val="single"/>
-          </w:rPr>
-          <w:t>約伯記9</w:t>
-        </w:r>
-      </w:hyperlink>
-      <w:hyperlink r:id="rId31">
-        <w:r>
-          <w:rPr>
-            <w:lang w:val="zh_TW" w:bidi="zh_TW"/>
-          </w:rPr>
-          <w:rPr>
-            <w:color w:val="0000EE"/>
-            <w:u w:val="single"/>
-          </w:rPr>
-          <w:t>:</w:t>
-        </w:r>
-      </w:hyperlink>
-      <w:hyperlink r:id="rId33">
-        <w:r>
-          <w:rPr>
-            <w:lang w:val="zh_TW" w:bidi="zh_TW"/>
-          </w:rPr>
-          <w:rPr>
-            <w:color w:val="0000EE"/>
-            <w:u w:val="single"/>
-          </w:rPr>
-          <w:t>23</w:t>
-        </w:r>
-      </w:hyperlink>
-    </w:p>
-    <w:p>
-      <w:pPr>
-        <w:pStyle w:val="ListBullet"/>
-        <w:spacing w:line="240" w:lineRule="auto"/>
-        <w:ind w:left="720"/>
-      </w:pPr>
-      <w:r>
-        <w:rPr>
-          <w:lang w:val="zh_TW" w:bidi="zh_TW"/>
-        </w:rPr>
-      </w:r>
-      <w:hyperlink r:id="rId34">
-        <w:r>
-          <w:rPr>
-            <w:lang w:val="zh_TW" w:bidi="zh_TW"/>
-          </w:rPr>
-          <w:rPr>
-            <w:color w:val="0000EE"/>
-            <w:u w:val="single"/>
-          </w:rPr>
-          <w:t>羅馬書16</w:t>
-        </w:r>
-      </w:hyperlink>
-      <w:hyperlink r:id="rId31">
-        <w:r>
-          <w:rPr>
-            <w:lang w:val="zh_TW" w:bidi="zh_TW"/>
-          </w:rPr>
-          <w:rPr>
-            <w:color w:val="0000EE"/>
-            <w:u w:val="single"/>
-          </w:rPr>
-          <w:t>:</w:t>
-        </w:r>
-      </w:hyperlink>
-      <w:hyperlink r:id="rId34">
-        <w:r>
-          <w:rPr>
-            <w:lang w:val="zh_TW" w:bidi="zh_TW"/>
-          </w:rPr>
-          <w:rPr>
-            <w:color w:val="0000EE"/>
-            <w:u w:val="single"/>
-          </w:rPr>
-          <w:t>18</w:t>
-        </w:r>
-      </w:hyperlink>
+      <w:r>
+        <w:rPr>
+          <w:lang w:val="zh_TW" w:bidi="zh_TW"/>
+        </w:rPr>
+        <w:t>哥林多前書4:4</w:t>
+      </w:r>
+    </w:p>
+    <w:p>
+      <w:pPr>
+        <w:pStyle w:val="ListBullet"/>
+        <w:spacing w:line="240" w:lineRule="auto"/>
+        <w:ind w:left="720"/>
+      </w:pPr>
+      <w:r>
+        <w:rPr>
+          <w:lang w:val="zh_TW" w:bidi="zh_TW"/>
+        </w:rPr>
+      </w:r>
+      <w:r>
+        <w:rPr>
+          <w:lang w:val="zh_TW" w:bidi="zh_TW"/>
+        </w:rPr>
+        <w:t>撒母耳記上19:5</w:t>
+      </w:r>
+    </w:p>
+    <w:p>
+      <w:pPr>
+        <w:pStyle w:val="ListBullet"/>
+        <w:spacing w:line="240" w:lineRule="auto"/>
+        <w:ind w:left="720"/>
+      </w:pPr>
+      <w:r>
+        <w:rPr>
+          <w:lang w:val="zh_TW" w:bidi="zh_TW"/>
+        </w:rPr>
+      </w:r>
+      <w:r>
+        <w:rPr>
+          <w:lang w:val="zh_TW" w:bidi="zh_TW"/>
+        </w:rPr>
+        <w:t>使徒行傳20:26</w:t>
+      </w:r>
+    </w:p>
+    <w:p>
+      <w:pPr>
+        <w:pStyle w:val="ListBullet"/>
+        <w:spacing w:line="240" w:lineRule="auto"/>
+        <w:ind w:left="720"/>
+      </w:pPr>
+      <w:r>
+        <w:rPr>
+          <w:lang w:val="zh_TW" w:bidi="zh_TW"/>
+        </w:rPr>
+      </w:r>
+      <w:r>
+        <w:rPr>
+          <w:lang w:val="zh_TW" w:bidi="zh_TW"/>
+        </w:rPr>
+        <w:t>出埃及記23:7</w:t>
+      </w:r>
+    </w:p>
+    <w:p>
+      <w:pPr>
+        <w:pStyle w:val="ListBullet"/>
+        <w:spacing w:line="240" w:lineRule="auto"/>
+        <w:ind w:left="720"/>
+      </w:pPr>
+      <w:r>
+        <w:rPr>
+          <w:lang w:val="zh_TW" w:bidi="zh_TW"/>
+        </w:rPr>
+      </w:r>
+      <w:r>
+        <w:rPr>
+          <w:lang w:val="zh_TW" w:bidi="zh_TW"/>
+        </w:rPr>
+        <w:t>耶利米書22</w:t>
+      </w:r>
+      <w:r>
+        <w:rPr>
+          <w:lang w:val="zh_TW" w:bidi="zh_TW"/>
+        </w:rPr>
+        <w:t>:</w:t>
+      </w:r>
+      <w:r>
+        <w:rPr>
+          <w:lang w:val="zh_TW" w:bidi="zh_TW"/>
+        </w:rPr>
+        <w:t>1</w:t>
+      </w:r>
+    </w:p>
+    <w:p>
+      <w:pPr>
+        <w:pStyle w:val="ListBullet"/>
+        <w:spacing w:line="240" w:lineRule="auto"/>
+        <w:ind w:left="720"/>
+      </w:pPr>
+      <w:r>
+        <w:rPr>
+          <w:lang w:val="zh_TW" w:bidi="zh_TW"/>
+        </w:rPr>
+      </w:r>
+      <w:r>
+        <w:rPr>
+          <w:lang w:val="zh_TW" w:bidi="zh_TW"/>
+        </w:rPr>
+        <w:t>約伯記9</w:t>
+      </w:r>
+      <w:r>
+        <w:rPr>
+          <w:lang w:val="zh_TW" w:bidi="zh_TW"/>
+        </w:rPr>
+        <w:t>:</w:t>
+      </w:r>
+      <w:r>
+        <w:rPr>
+          <w:lang w:val="zh_TW" w:bidi="zh_TW"/>
+        </w:rPr>
+        <w:t>23</w:t>
+      </w:r>
+    </w:p>
+    <w:p>
+      <w:pPr>
+        <w:pStyle w:val="ListBullet"/>
+        <w:spacing w:line="240" w:lineRule="auto"/>
+        <w:ind w:left="720"/>
+      </w:pPr>
+      <w:r>
+        <w:rPr>
+          <w:lang w:val="zh_TW" w:bidi="zh_TW"/>
+        </w:rPr>
+      </w:r>
+      <w:r>
+        <w:rPr>
+          <w:lang w:val="zh_TW" w:bidi="zh_TW"/>
+        </w:rPr>
+        <w:t>羅馬書16</w:t>
+      </w:r>
+      <w:r>
+        <w:rPr>
+          <w:lang w:val="zh_TW" w:bidi="zh_TW"/>
+        </w:rPr>
+        <w:t>:</w:t>
+      </w:r>
+      <w:r>
+        <w:rPr>
+          <w:lang w:val="zh_TW" w:bidi="zh_TW"/>
+        </w:rPr>
+        <w:t>18</w:t>
+      </w:r>
     </w:p>
     <w:p>
       <w:pPr>
@@ -2489,138 +2321,102 @@
           <w:lang w:val="zh_TW" w:bidi="zh_TW"/>
         </w:rPr>
       </w:r>
-      <w:hyperlink r:id="rId35">
-        <w:r>
-          <w:rPr>
-            <w:lang w:val="zh_TW" w:bidi="zh_TW"/>
-          </w:rPr>
-          <w:rPr>
-            <w:color w:val="0000EE"/>
-            <w:u w:val="single"/>
-          </w:rPr>
-          <w:t>哈巴谷書3:17</w:t>
-        </w:r>
-      </w:hyperlink>
-    </w:p>
-    <w:p>
-      <w:pPr>
-        <w:pStyle w:val="ListBullet"/>
-        <w:spacing w:line="240" w:lineRule="auto"/>
-        <w:ind w:left="720"/>
-      </w:pPr>
-      <w:r>
-        <w:rPr>
-          <w:lang w:val="zh_TW" w:bidi="zh_TW"/>
-        </w:rPr>
-      </w:r>
-      <w:hyperlink r:id="rId36">
-        <w:r>
-          <w:rPr>
-            <w:lang w:val="zh_TW" w:bidi="zh_TW"/>
-          </w:rPr>
-          <w:rPr>
-            <w:color w:val="0000EE"/>
-            <w:u w:val="single"/>
-          </w:rPr>
-          <w:t>雅各書3:12</w:t>
-        </w:r>
-      </w:hyperlink>
-    </w:p>
-    <w:p>
-      <w:pPr>
-        <w:pStyle w:val="ListBullet"/>
-        <w:spacing w:line="240" w:lineRule="auto"/>
-        <w:ind w:left="720"/>
-      </w:pPr>
-      <w:r>
-        <w:rPr>
-          <w:lang w:val="zh_TW" w:bidi="zh_TW"/>
-        </w:rPr>
-      </w:r>
-      <w:hyperlink r:id="rId37">
-        <w:r>
-          <w:rPr>
-            <w:lang w:val="zh_TW" w:bidi="zh_TW"/>
-          </w:rPr>
-          <w:rPr>
-            <w:color w:val="0000EE"/>
-            <w:u w:val="single"/>
-          </w:rPr>
-          <w:t>路加福音13:7</w:t>
-        </w:r>
-      </w:hyperlink>
-    </w:p>
-    <w:p>
-      <w:pPr>
-        <w:pStyle w:val="ListBullet"/>
-        <w:spacing w:line="240" w:lineRule="auto"/>
-        <w:ind w:left="720"/>
-      </w:pPr>
-      <w:r>
-        <w:rPr>
-          <w:lang w:val="zh_TW" w:bidi="zh_TW"/>
-        </w:rPr>
-      </w:r>
-      <w:hyperlink r:id="rId38">
-        <w:r>
-          <w:rPr>
-            <w:lang w:val="zh_TW" w:bidi="zh_TW"/>
-          </w:rPr>
-          <w:rPr>
-            <w:color w:val="0000EE"/>
-            <w:u w:val="single"/>
-          </w:rPr>
-          <w:t>馬可福音11:14</w:t>
-        </w:r>
-      </w:hyperlink>
-    </w:p>
-    <w:p>
-      <w:pPr>
-        <w:pStyle w:val="ListBullet"/>
-        <w:spacing w:line="240" w:lineRule="auto"/>
-        <w:ind w:left="720"/>
-      </w:pPr>
-      <w:r>
-        <w:rPr>
-          <w:lang w:val="zh_TW" w:bidi="zh_TW"/>
-        </w:rPr>
-      </w:r>
-      <w:hyperlink r:id="rId39">
-        <w:r>
-          <w:rPr>
-            <w:lang w:val="zh_TW" w:bidi="zh_TW"/>
-          </w:rPr>
-          <w:rPr>
-            <w:color w:val="0000EE"/>
-            <w:u w:val="single"/>
-          </w:rPr>
-          <w:t>馬太福音7:17</w:t>
-        </w:r>
-      </w:hyperlink>
-    </w:p>
-    <w:p>
-      <w:pPr>
-        <w:pStyle w:val="ListBullet"/>
-        <w:spacing w:line="240" w:lineRule="auto"/>
-        <w:ind w:left="720"/>
-      </w:pPr>
-      <w:r>
-        <w:rPr>
-          <w:lang w:val="zh_TW" w:bidi="zh_TW"/>
-        </w:rPr>
-      </w:r>
-      <w:hyperlink r:id="rId40">
-        <w:r>
-          <w:rPr>
-            <w:lang w:val="zh_TW" w:bidi="zh_TW"/>
-          </w:rPr>
-          <w:rPr>
-            <w:color w:val="0000EE"/>
-            <w:u w:val="single"/>
-          </w:rPr>
-          <w:t>馬太福音21:18</w:t>
-        </w:r>
-      </w:hyperlink>
+      <w:r>
+        <w:rPr>
+          <w:lang w:val="zh_TW" w:bidi="zh_TW"/>
+        </w:rPr>
+        <w:t>哈巴谷書3:17</w:t>
+      </w:r>
+    </w:p>
+    <w:p>
+      <w:pPr>
+        <w:pStyle w:val="ListBullet"/>
+        <w:spacing w:line="240" w:lineRule="auto"/>
+        <w:ind w:left="720"/>
+      </w:pPr>
+      <w:r>
+        <w:rPr>
+          <w:lang w:val="zh_TW" w:bidi="zh_TW"/>
+        </w:rPr>
+      </w:r>
+      <w:r>
+        <w:rPr>
+          <w:lang w:val="zh_TW" w:bidi="zh_TW"/>
+        </w:rPr>
+        <w:t>雅各書3:12</w:t>
+      </w:r>
+    </w:p>
+    <w:p>
+      <w:pPr>
+        <w:pStyle w:val="ListBullet"/>
+        <w:spacing w:line="240" w:lineRule="auto"/>
+        <w:ind w:left="720"/>
+      </w:pPr>
+      <w:r>
+        <w:rPr>
+          <w:lang w:val="zh_TW" w:bidi="zh_TW"/>
+        </w:rPr>
+      </w:r>
+      <w:r>
+        <w:rPr>
+          <w:lang w:val="zh_TW" w:bidi="zh_TW"/>
+        </w:rPr>
+        <w:t>路加福音13:7</w:t>
+      </w:r>
+    </w:p>
+    <w:p>
+      <w:pPr>
+        <w:pStyle w:val="ListBullet"/>
+        <w:spacing w:line="240" w:lineRule="auto"/>
+        <w:ind w:left="720"/>
+      </w:pPr>
+      <w:r>
+        <w:rPr>
+          <w:lang w:val="zh_TW" w:bidi="zh_TW"/>
+        </w:rPr>
+      </w:r>
+      <w:r>
+        <w:rPr>
+          <w:lang w:val="zh_TW" w:bidi="zh_TW"/>
+        </w:rPr>
+        <w:t>馬可福音11:14</w:t>
+      </w:r>
+    </w:p>
+    <w:p>
+      <w:pPr>
+        <w:pStyle w:val="ListBullet"/>
+        <w:spacing w:line="240" w:lineRule="auto"/>
+        <w:ind w:left="720"/>
+      </w:pPr>
+      <w:r>
+        <w:rPr>
+          <w:lang w:val="zh_TW" w:bidi="zh_TW"/>
+        </w:rPr>
+      </w:r>
+      <w:r>
+        <w:rPr>
+          <w:lang w:val="zh_TW" w:bidi="zh_TW"/>
+        </w:rPr>
+        <w:t>馬太福音7:17</w:t>
+      </w:r>
+    </w:p>
+    <w:p>
+      <w:pPr>
+        <w:pStyle w:val="ListBullet"/>
+        <w:spacing w:line="240" w:lineRule="auto"/>
+        <w:ind w:left="720"/>
+      </w:pPr>
+      <w:r>
+        <w:rPr>
+          <w:lang w:val="zh_TW" w:bidi="zh_TW"/>
+        </w:rPr>
+      </w:r>
+      <w:r>
+        <w:rPr>
+          <w:lang w:val="zh_TW" w:bidi="zh_TW"/>
+        </w:rPr>
+        <w:t>馬太福音21:18</w:t>
+      </w:r>
     </w:p>
     <w:p>
       <w:pPr>
@@ -2931,210 +2727,156 @@
           <w:lang w:val="zh_TW" w:bidi="zh_TW"/>
         </w:rPr>
       </w:r>
-      <w:hyperlink r:id="rId41">
-        <w:r>
-          <w:rPr>
-            <w:lang w:val="zh_TW" w:bidi="zh_TW"/>
-          </w:rPr>
-          <w:rPr>
-            <w:color w:val="0000EE"/>
-            <w:u w:val="single"/>
-          </w:rPr>
-          <w:t>哥林多前書5:6–8</w:t>
-        </w:r>
-      </w:hyperlink>
-    </w:p>
-    <w:p>
-      <w:pPr>
-        <w:pStyle w:val="ListBullet"/>
-        <w:spacing w:line="240" w:lineRule="auto"/>
-        <w:ind w:left="720"/>
-      </w:pPr>
-      <w:r>
-        <w:rPr>
-          <w:lang w:val="zh_TW" w:bidi="zh_TW"/>
-        </w:rPr>
-      </w:r>
-      <w:hyperlink r:id="rId42">
-        <w:r>
-          <w:rPr>
-            <w:lang w:val="zh_TW" w:bidi="zh_TW"/>
-          </w:rPr>
-          <w:rPr>
-            <w:color w:val="0000EE"/>
-            <w:u w:val="single"/>
-          </w:rPr>
-          <w:t>歷代志下30:13–15</w:t>
-        </w:r>
-      </w:hyperlink>
-    </w:p>
-    <w:p>
-      <w:pPr>
-        <w:pStyle w:val="ListBullet"/>
-        <w:spacing w:line="240" w:lineRule="auto"/>
-        <w:ind w:left="720"/>
-      </w:pPr>
-      <w:r>
-        <w:rPr>
-          <w:lang w:val="zh_TW" w:bidi="zh_TW"/>
-        </w:rPr>
-      </w:r>
-      <w:hyperlink r:id="rId43">
-        <w:r>
-          <w:rPr>
-            <w:lang w:val="zh_TW" w:bidi="zh_TW"/>
-          </w:rPr>
-          <w:rPr>
-            <w:color w:val="0000EE"/>
-            <w:u w:val="single"/>
-          </w:rPr>
-          <w:t>使徒行傳12:3</w:t>
-        </w:r>
-      </w:hyperlink>
-    </w:p>
-    <w:p>
-      <w:pPr>
-        <w:pStyle w:val="ListBullet"/>
-        <w:spacing w:line="240" w:lineRule="auto"/>
-        <w:ind w:left="720"/>
-      </w:pPr>
-      <w:r>
-        <w:rPr>
-          <w:lang w:val="zh_TW" w:bidi="zh_TW"/>
-        </w:rPr>
-      </w:r>
-      <w:hyperlink r:id="rId44">
-        <w:r>
-          <w:rPr>
-            <w:lang w:val="zh_TW" w:bidi="zh_TW"/>
-          </w:rPr>
-          <w:rPr>
-            <w:color w:val="0000EE"/>
-            <w:u w:val="single"/>
-          </w:rPr>
-          <w:t>出埃及記23:14–15</w:t>
-        </w:r>
-      </w:hyperlink>
-    </w:p>
-    <w:p>
-      <w:pPr>
-        <w:pStyle w:val="ListBullet"/>
-        <w:spacing w:line="240" w:lineRule="auto"/>
-        <w:ind w:left="720"/>
-      </w:pPr>
-      <w:r>
-        <w:rPr>
-          <w:lang w:val="zh_TW" w:bidi="zh_TW"/>
-        </w:rPr>
-      </w:r>
-      <w:hyperlink r:id="rId45">
-        <w:r>
-          <w:rPr>
-            <w:lang w:val="zh_TW" w:bidi="zh_TW"/>
-          </w:rPr>
-          <w:rPr>
-            <w:color w:val="0000EE"/>
-            <w:u w:val="single"/>
-          </w:rPr>
-          <w:t>以斯拉記6:21–22</w:t>
-        </w:r>
-      </w:hyperlink>
-    </w:p>
-    <w:p>
-      <w:pPr>
-        <w:pStyle w:val="ListBullet"/>
-        <w:spacing w:line="240" w:lineRule="auto"/>
-        <w:ind w:left="720"/>
-      </w:pPr>
-      <w:r>
-        <w:rPr>
-          <w:lang w:val="zh_TW" w:bidi="zh_TW"/>
-        </w:rPr>
-      </w:r>
-      <w:hyperlink r:id="rId46">
-        <w:r>
-          <w:rPr>
-            <w:lang w:val="zh_TW" w:bidi="zh_TW"/>
-          </w:rPr>
-          <w:rPr>
-            <w:color w:val="0000EE"/>
-            <w:u w:val="single"/>
-          </w:rPr>
-          <w:t>創世記19:1–3</w:t>
-        </w:r>
-      </w:hyperlink>
-    </w:p>
-    <w:p>
-      <w:pPr>
-        <w:pStyle w:val="ListBullet"/>
-        <w:spacing w:line="240" w:lineRule="auto"/>
-        <w:ind w:left="720"/>
-      </w:pPr>
-      <w:r>
-        <w:rPr>
-          <w:lang w:val="zh_TW" w:bidi="zh_TW"/>
-        </w:rPr>
-      </w:r>
-      <w:hyperlink r:id="rId47">
-        <w:r>
-          <w:rPr>
-            <w:lang w:val="zh_TW" w:bidi="zh_TW"/>
-          </w:rPr>
-          <w:rPr>
-            <w:color w:val="0000EE"/>
-            <w:u w:val="single"/>
-          </w:rPr>
-          <w:t>士師記6:21</w:t>
-        </w:r>
-      </w:hyperlink>
-    </w:p>
-    <w:p>
-      <w:pPr>
-        <w:pStyle w:val="ListBullet"/>
-        <w:spacing w:line="240" w:lineRule="auto"/>
-        <w:ind w:left="720"/>
-      </w:pPr>
-      <w:r>
-        <w:rPr>
-          <w:lang w:val="zh_TW" w:bidi="zh_TW"/>
-        </w:rPr>
-      </w:r>
-      <w:hyperlink r:id="rId48">
-        <w:r>
-          <w:rPr>
-            <w:lang w:val="zh_TW" w:bidi="zh_TW"/>
-          </w:rPr>
-          <w:rPr>
-            <w:color w:val="0000EE"/>
-            <w:u w:val="single"/>
-          </w:rPr>
-          <w:t>利未記8:1–3</w:t>
-        </w:r>
-      </w:hyperlink>
-    </w:p>
-    <w:p>
-      <w:pPr>
-        <w:pStyle w:val="ListBullet"/>
-        <w:spacing w:line="240" w:lineRule="auto"/>
-        <w:ind w:left="720"/>
-      </w:pPr>
-      <w:r>
-        <w:rPr>
-          <w:lang w:val="zh_TW" w:bidi="zh_TW"/>
-        </w:rPr>
-      </w:r>
-      <w:hyperlink r:id="rId49">
-        <w:r>
-          <w:rPr>
-            <w:lang w:val="zh_TW" w:bidi="zh_TW"/>
-          </w:rPr>
-          <w:rPr>
-            <w:color w:val="0000EE"/>
-            <w:u w:val="single"/>
-          </w:rPr>
-          <w:t>路加福音22:1</w:t>
-        </w:r>
-      </w:hyperlink>
+      <w:r>
+        <w:rPr>
+          <w:lang w:val="zh_TW" w:bidi="zh_TW"/>
+        </w:rPr>
+        <w:t>哥林多前書5:6–8</w:t>
+      </w:r>
+    </w:p>
+    <w:p>
+      <w:pPr>
+        <w:pStyle w:val="ListBullet"/>
+        <w:spacing w:line="240" w:lineRule="auto"/>
+        <w:ind w:left="720"/>
+      </w:pPr>
+      <w:r>
+        <w:rPr>
+          <w:lang w:val="zh_TW" w:bidi="zh_TW"/>
+        </w:rPr>
+      </w:r>
+      <w:r>
+        <w:rPr>
+          <w:lang w:val="zh_TW" w:bidi="zh_TW"/>
+        </w:rPr>
+        <w:t>歷代志下30:13–15</w:t>
+      </w:r>
+    </w:p>
+    <w:p>
+      <w:pPr>
+        <w:pStyle w:val="ListBullet"/>
+        <w:spacing w:line="240" w:lineRule="auto"/>
+        <w:ind w:left="720"/>
+      </w:pPr>
+      <w:r>
+        <w:rPr>
+          <w:lang w:val="zh_TW" w:bidi="zh_TW"/>
+        </w:rPr>
+      </w:r>
+      <w:r>
+        <w:rPr>
+          <w:lang w:val="zh_TW" w:bidi="zh_TW"/>
+        </w:rPr>
+        <w:t>使徒行傳12:3</w:t>
+      </w:r>
+    </w:p>
+    <w:p>
+      <w:pPr>
+        <w:pStyle w:val="ListBullet"/>
+        <w:spacing w:line="240" w:lineRule="auto"/>
+        <w:ind w:left="720"/>
+      </w:pPr>
+      <w:r>
+        <w:rPr>
+          <w:lang w:val="zh_TW" w:bidi="zh_TW"/>
+        </w:rPr>
+      </w:r>
+      <w:r>
+        <w:rPr>
+          <w:lang w:val="zh_TW" w:bidi="zh_TW"/>
+        </w:rPr>
+        <w:t>出埃及記23:14–15</w:t>
+      </w:r>
+    </w:p>
+    <w:p>
+      <w:pPr>
+        <w:pStyle w:val="ListBullet"/>
+        <w:spacing w:line="240" w:lineRule="auto"/>
+        <w:ind w:left="720"/>
+      </w:pPr>
+      <w:r>
+        <w:rPr>
+          <w:lang w:val="zh_TW" w:bidi="zh_TW"/>
+        </w:rPr>
+      </w:r>
+      <w:r>
+        <w:rPr>
+          <w:lang w:val="zh_TW" w:bidi="zh_TW"/>
+        </w:rPr>
+        <w:t>以斯拉記6:21–22</w:t>
+      </w:r>
+    </w:p>
+    <w:p>
+      <w:pPr>
+        <w:pStyle w:val="ListBullet"/>
+        <w:spacing w:line="240" w:lineRule="auto"/>
+        <w:ind w:left="720"/>
+      </w:pPr>
+      <w:r>
+        <w:rPr>
+          <w:lang w:val="zh_TW" w:bidi="zh_TW"/>
+        </w:rPr>
+      </w:r>
+      <w:r>
+        <w:rPr>
+          <w:lang w:val="zh_TW" w:bidi="zh_TW"/>
+        </w:rPr>
+        <w:t>創世記19:1–3</w:t>
+      </w:r>
+    </w:p>
+    <w:p>
+      <w:pPr>
+        <w:pStyle w:val="ListBullet"/>
+        <w:spacing w:line="240" w:lineRule="auto"/>
+        <w:ind w:left="720"/>
+      </w:pPr>
+      <w:r>
+        <w:rPr>
+          <w:lang w:val="zh_TW" w:bidi="zh_TW"/>
+        </w:rPr>
+      </w:r>
+      <w:r>
+        <w:rPr>
+          <w:lang w:val="zh_TW" w:bidi="zh_TW"/>
+        </w:rPr>
+        <w:t>士師記6:21</w:t>
+      </w:r>
+    </w:p>
+    <w:p>
+      <w:pPr>
+        <w:pStyle w:val="ListBullet"/>
+        <w:spacing w:line="240" w:lineRule="auto"/>
+        <w:ind w:left="720"/>
+      </w:pPr>
+      <w:r>
+        <w:rPr>
+          <w:lang w:val="zh_TW" w:bidi="zh_TW"/>
+        </w:rPr>
+      </w:r>
+      <w:r>
+        <w:rPr>
+          <w:lang w:val="zh_TW" w:bidi="zh_TW"/>
+        </w:rPr>
+        <w:t>利未記8:1–3</w:t>
+      </w:r>
+    </w:p>
+    <w:p>
+      <w:pPr>
+        <w:pStyle w:val="ListBullet"/>
+        <w:spacing w:line="240" w:lineRule="auto"/>
+        <w:ind w:left="720"/>
+      </w:pPr>
+      <w:r>
+        <w:rPr>
+          <w:lang w:val="zh_TW" w:bidi="zh_TW"/>
+        </w:rPr>
+      </w:r>
+      <w:r>
+        <w:rPr>
+          <w:lang w:val="zh_TW" w:bidi="zh_TW"/>
+        </w:rPr>
+        <w:t>路加福音22:1</w:t>
+      </w:r>
     </w:p>
     <w:p>
       <w:pPr>
@@ -3329,162 +3071,120 @@
           <w:lang w:val="zh_TW" w:bidi="zh_TW"/>
         </w:rPr>
       </w:r>
-      <w:hyperlink r:id="rId50">
-        <w:r>
-          <w:rPr>
-            <w:lang w:val="zh_TW" w:bidi="zh_TW"/>
-          </w:rPr>
-          <w:rPr>
-            <w:color w:val="0000EE"/>
-            <w:u w:val="single"/>
-          </w:rPr>
-          <w:t>帖撒羅尼迦前書2:10</w:t>
-        </w:r>
-      </w:hyperlink>
-    </w:p>
-    <w:p>
-      <w:pPr>
-        <w:pStyle w:val="ListBullet"/>
-        <w:spacing w:line="240" w:lineRule="auto"/>
-        <w:ind w:left="720"/>
-      </w:pPr>
-      <w:r>
-        <w:rPr>
-          <w:lang w:val="zh_TW" w:bidi="zh_TW"/>
-        </w:rPr>
-      </w:r>
-      <w:hyperlink r:id="rId51">
-        <w:r>
-          <w:rPr>
-            <w:lang w:val="zh_TW" w:bidi="zh_TW"/>
-          </w:rPr>
-          <w:rPr>
-            <w:color w:val="0000EE"/>
-            <w:u w:val="single"/>
-          </w:rPr>
-          <w:t>帖撒羅尼迦前書3:11–13</w:t>
-        </w:r>
-      </w:hyperlink>
-    </w:p>
-    <w:p>
-      <w:pPr>
-        <w:pStyle w:val="ListBullet"/>
-        <w:spacing w:line="240" w:lineRule="auto"/>
-        <w:ind w:left="720"/>
-      </w:pPr>
-      <w:r>
-        <w:rPr>
-          <w:lang w:val="zh_TW" w:bidi="zh_TW"/>
-        </w:rPr>
-      </w:r>
-      <w:hyperlink r:id="rId52">
-        <w:r>
-          <w:rPr>
-            <w:lang w:val="zh_TW" w:bidi="zh_TW"/>
-          </w:rPr>
-          <w:rPr>
-            <w:color w:val="0000EE"/>
-            <w:u w:val="single"/>
-          </w:rPr>
-          <w:t>彼得後書3:14</w:t>
-        </w:r>
-      </w:hyperlink>
-    </w:p>
-    <w:p>
-      <w:pPr>
-        <w:pStyle w:val="ListBullet"/>
-        <w:spacing w:line="240" w:lineRule="auto"/>
-        <w:ind w:left="720"/>
-      </w:pPr>
-      <w:r>
-        <w:rPr>
-          <w:lang w:val="zh_TW" w:bidi="zh_TW"/>
-        </w:rPr>
-      </w:r>
-      <w:hyperlink r:id="rId53">
-        <w:r>
-          <w:rPr>
-            <w:lang w:val="zh_TW" w:bidi="zh_TW"/>
-          </w:rPr>
-          <w:rPr>
-            <w:color w:val="0000EE"/>
-            <w:u w:val="single"/>
-          </w:rPr>
-          <w:t>歌羅西書1:22</w:t>
-        </w:r>
-      </w:hyperlink>
-    </w:p>
-    <w:p>
-      <w:pPr>
-        <w:pStyle w:val="ListBullet"/>
-        <w:spacing w:line="240" w:lineRule="auto"/>
-        <w:ind w:left="720"/>
-      </w:pPr>
-      <w:r>
-        <w:rPr>
-          <w:lang w:val="zh_TW" w:bidi="zh_TW"/>
-        </w:rPr>
-      </w:r>
-      <w:hyperlink r:id="rId54">
-        <w:r>
-          <w:rPr>
-            <w:lang w:val="zh_TW" w:bidi="zh_TW"/>
-          </w:rPr>
-          <w:rPr>
-            <w:color w:val="0000EE"/>
-            <w:u w:val="single"/>
-          </w:rPr>
-          <w:t>創世記17:1–2</w:t>
-        </w:r>
-      </w:hyperlink>
-    </w:p>
-    <w:p>
-      <w:pPr>
-        <w:pStyle w:val="ListBullet"/>
-        <w:spacing w:line="240" w:lineRule="auto"/>
-        <w:ind w:left="720"/>
-      </w:pPr>
-      <w:r>
-        <w:rPr>
-          <w:lang w:val="zh_TW" w:bidi="zh_TW"/>
-        </w:rPr>
-      </w:r>
-      <w:hyperlink r:id="rId55">
-        <w:r>
-          <w:rPr>
-            <w:lang w:val="zh_TW" w:bidi="zh_TW"/>
-          </w:rPr>
-          <w:rPr>
-            <w:color w:val="0000EE"/>
-            <w:u w:val="single"/>
-          </w:rPr>
-          <w:t>腓立比書2:15</w:t>
-        </w:r>
-      </w:hyperlink>
-    </w:p>
-    <w:p>
-      <w:pPr>
-        <w:pStyle w:val="ListBullet"/>
-        <w:spacing w:line="240" w:lineRule="auto"/>
-        <w:ind w:left="720"/>
-      </w:pPr>
-      <w:r>
-        <w:rPr>
-          <w:lang w:val="zh_TW" w:bidi="zh_TW"/>
-        </w:rPr>
-      </w:r>
-      <w:hyperlink r:id="rId56">
-        <w:r>
-          <w:rPr>
-            <w:lang w:val="zh_TW" w:bidi="zh_TW"/>
-          </w:rPr>
-          <w:rPr>
-            <w:color w:val="0000EE"/>
-            <w:u w:val="single"/>
-          </w:rPr>
-          <w:t>腓立比書3:6</w:t>
-        </w:r>
-      </w:hyperlink>
+      <w:r>
+        <w:rPr>
+          <w:lang w:val="zh_TW" w:bidi="zh_TW"/>
+        </w:rPr>
+        <w:t>帖撒羅尼迦前書2:10</w:t>
+      </w:r>
+    </w:p>
+    <w:p>
+      <w:pPr>
+        <w:pStyle w:val="ListBullet"/>
+        <w:spacing w:line="240" w:lineRule="auto"/>
+        <w:ind w:left="720"/>
+      </w:pPr>
+      <w:r>
+        <w:rPr>
+          <w:lang w:val="zh_TW" w:bidi="zh_TW"/>
+        </w:rPr>
+      </w:r>
+      <w:r>
+        <w:rPr>
+          <w:lang w:val="zh_TW" w:bidi="zh_TW"/>
+        </w:rPr>
+        <w:t>帖撒羅尼迦前書3:11–13</w:t>
+      </w:r>
+    </w:p>
+    <w:p>
+      <w:pPr>
+        <w:pStyle w:val="ListBullet"/>
+        <w:spacing w:line="240" w:lineRule="auto"/>
+        <w:ind w:left="720"/>
+      </w:pPr>
+      <w:r>
+        <w:rPr>
+          <w:lang w:val="zh_TW" w:bidi="zh_TW"/>
+        </w:rPr>
+      </w:r>
+      <w:r>
+        <w:rPr>
+          <w:lang w:val="zh_TW" w:bidi="zh_TW"/>
+        </w:rPr>
+        <w:t>彼得後書3:14</w:t>
+      </w:r>
+    </w:p>
+    <w:p>
+      <w:pPr>
+        <w:pStyle w:val="ListBullet"/>
+        <w:spacing w:line="240" w:lineRule="auto"/>
+        <w:ind w:left="720"/>
+      </w:pPr>
+      <w:r>
+        <w:rPr>
+          <w:lang w:val="zh_TW" w:bidi="zh_TW"/>
+        </w:rPr>
+      </w:r>
+      <w:r>
+        <w:rPr>
+          <w:lang w:val="zh_TW" w:bidi="zh_TW"/>
+        </w:rPr>
+        <w:t>歌羅西書1:22</w:t>
+      </w:r>
+    </w:p>
+    <w:p>
+      <w:pPr>
+        <w:pStyle w:val="ListBullet"/>
+        <w:spacing w:line="240" w:lineRule="auto"/>
+        <w:ind w:left="720"/>
+      </w:pPr>
+      <w:r>
+        <w:rPr>
+          <w:lang w:val="zh_TW" w:bidi="zh_TW"/>
+        </w:rPr>
+      </w:r>
+      <w:r>
+        <w:rPr>
+          <w:lang w:val="zh_TW" w:bidi="zh_TW"/>
+        </w:rPr>
+        <w:t>創世記17:1–2</w:t>
+      </w:r>
+    </w:p>
+    <w:p>
+      <w:pPr>
+        <w:pStyle w:val="ListBullet"/>
+        <w:spacing w:line="240" w:lineRule="auto"/>
+        <w:ind w:left="720"/>
+      </w:pPr>
+      <w:r>
+        <w:rPr>
+          <w:lang w:val="zh_TW" w:bidi="zh_TW"/>
+        </w:rPr>
+      </w:r>
+      <w:r>
+        <w:rPr>
+          <w:lang w:val="zh_TW" w:bidi="zh_TW"/>
+        </w:rPr>
+        <w:t>腓立比書2:15</w:t>
+      </w:r>
+    </w:p>
+    <w:p>
+      <w:pPr>
+        <w:pStyle w:val="ListBullet"/>
+        <w:spacing w:line="240" w:lineRule="auto"/>
+        <w:ind w:left="720"/>
+      </w:pPr>
+      <w:r>
+        <w:rPr>
+          <w:lang w:val="zh_TW" w:bidi="zh_TW"/>
+        </w:rPr>
+      </w:r>
+      <w:r>
+        <w:rPr>
+          <w:lang w:val="zh_TW" w:bidi="zh_TW"/>
+        </w:rPr>
+        <w:t>腓立比書3:6</w:t>
+      </w:r>
     </w:p>
     <w:p>
       <w:pPr>
@@ -3738,114 +3438,84 @@
           <w:lang w:val="zh_TW" w:bidi="zh_TW"/>
         </w:rPr>
       </w:r>
-      <w:hyperlink r:id="rId57">
-        <w:r>
-          <w:rPr>
-            <w:lang w:val="zh_TW" w:bidi="zh_TW"/>
-          </w:rPr>
-          <w:rPr>
-            <w:color w:val="0000EE"/>
-            <w:u w:val="single"/>
-          </w:rPr>
-          <w:t>歴代志下8:12–13</w:t>
-        </w:r>
-      </w:hyperlink>
-    </w:p>
-    <w:p>
-      <w:pPr>
-        <w:pStyle w:val="ListBullet"/>
-        <w:spacing w:line="240" w:lineRule="auto"/>
-        <w:ind w:left="720"/>
-      </w:pPr>
-      <w:r>
-        <w:rPr>
-          <w:lang w:val="zh_TW" w:bidi="zh_TW"/>
-        </w:rPr>
-      </w:r>
-      <w:hyperlink r:id="rId58">
-        <w:r>
-          <w:rPr>
-            <w:lang w:val="zh_TW" w:bidi="zh_TW"/>
-          </w:rPr>
-          <w:rPr>
-            <w:color w:val="0000EE"/>
-            <w:u w:val="single"/>
-          </w:rPr>
-          <w:t>使徒行傳2:1</w:t>
-        </w:r>
-      </w:hyperlink>
-    </w:p>
-    <w:p>
-      <w:pPr>
-        <w:pStyle w:val="ListBullet"/>
-        <w:spacing w:line="240" w:lineRule="auto"/>
-        <w:ind w:left="720"/>
-      </w:pPr>
-      <w:r>
-        <w:rPr>
-          <w:lang w:val="zh_TW" w:bidi="zh_TW"/>
-        </w:rPr>
-      </w:r>
-      <w:hyperlink r:id="rId59">
-        <w:r>
-          <w:rPr>
-            <w:lang w:val="zh_TW" w:bidi="zh_TW"/>
-          </w:rPr>
-          <w:rPr>
-            <w:color w:val="0000EE"/>
-            <w:u w:val="single"/>
-          </w:rPr>
-          <w:t>使徒行傳20:15–16</w:t>
-        </w:r>
-      </w:hyperlink>
-    </w:p>
-    <w:p>
-      <w:pPr>
-        <w:pStyle w:val="ListBullet"/>
-        <w:spacing w:line="240" w:lineRule="auto"/>
-        <w:ind w:left="720"/>
-      </w:pPr>
-      <w:r>
-        <w:rPr>
-          <w:lang w:val="zh_TW" w:bidi="zh_TW"/>
-        </w:rPr>
-      </w:r>
-      <w:hyperlink r:id="rId60">
-        <w:r>
-          <w:rPr>
-            <w:lang w:val="zh_TW" w:bidi="zh_TW"/>
-          </w:rPr>
-          <w:rPr>
-            <w:color w:val="0000EE"/>
-            <w:u w:val="single"/>
-          </w:rPr>
-          <w:t>申命記16:16–17</w:t>
-        </w:r>
-      </w:hyperlink>
-    </w:p>
-    <w:p>
-      <w:pPr>
-        <w:pStyle w:val="ListBullet"/>
-        <w:spacing w:line="240" w:lineRule="auto"/>
-        <w:ind w:left="720"/>
-      </w:pPr>
-      <w:r>
-        <w:rPr>
-          <w:lang w:val="zh_TW" w:bidi="zh_TW"/>
-        </w:rPr>
-      </w:r>
-      <w:hyperlink r:id="rId61">
-        <w:r>
-          <w:rPr>
-            <w:lang w:val="zh_TW" w:bidi="zh_TW"/>
-          </w:rPr>
-          <w:rPr>
-            <w:color w:val="0000EE"/>
-            <w:u w:val="single"/>
-          </w:rPr>
-          <w:t>民數記28:26</w:t>
-        </w:r>
-      </w:hyperlink>
+      <w:r>
+        <w:rPr>
+          <w:lang w:val="zh_TW" w:bidi="zh_TW"/>
+        </w:rPr>
+        <w:t>歴代志下8:12–13</w:t>
+      </w:r>
+    </w:p>
+    <w:p>
+      <w:pPr>
+        <w:pStyle w:val="ListBullet"/>
+        <w:spacing w:line="240" w:lineRule="auto"/>
+        <w:ind w:left="720"/>
+      </w:pPr>
+      <w:r>
+        <w:rPr>
+          <w:lang w:val="zh_TW" w:bidi="zh_TW"/>
+        </w:rPr>
+      </w:r>
+      <w:r>
+        <w:rPr>
+          <w:lang w:val="zh_TW" w:bidi="zh_TW"/>
+        </w:rPr>
+        <w:t>使徒行傳2:1</w:t>
+      </w:r>
+    </w:p>
+    <w:p>
+      <w:pPr>
+        <w:pStyle w:val="ListBullet"/>
+        <w:spacing w:line="240" w:lineRule="auto"/>
+        <w:ind w:left="720"/>
+      </w:pPr>
+      <w:r>
+        <w:rPr>
+          <w:lang w:val="zh_TW" w:bidi="zh_TW"/>
+        </w:rPr>
+      </w:r>
+      <w:r>
+        <w:rPr>
+          <w:lang w:val="zh_TW" w:bidi="zh_TW"/>
+        </w:rPr>
+        <w:t>使徒行傳20:15–16</w:t>
+      </w:r>
+    </w:p>
+    <w:p>
+      <w:pPr>
+        <w:pStyle w:val="ListBullet"/>
+        <w:spacing w:line="240" w:lineRule="auto"/>
+        <w:ind w:left="720"/>
+      </w:pPr>
+      <w:r>
+        <w:rPr>
+          <w:lang w:val="zh_TW" w:bidi="zh_TW"/>
+        </w:rPr>
+      </w:r>
+      <w:r>
+        <w:rPr>
+          <w:lang w:val="zh_TW" w:bidi="zh_TW"/>
+        </w:rPr>
+        <w:t>申命記16:16–17</w:t>
+      </w:r>
+    </w:p>
+    <w:p>
+      <w:pPr>
+        <w:pStyle w:val="ListBullet"/>
+        <w:spacing w:line="240" w:lineRule="auto"/>
+        <w:ind w:left="720"/>
+      </w:pPr>
+      <w:r>
+        <w:rPr>
+          <w:lang w:val="zh_TW" w:bidi="zh_TW"/>
+        </w:rPr>
+      </w:r>
+      <w:r>
+        <w:rPr>
+          <w:lang w:val="zh_TW" w:bidi="zh_TW"/>
+        </w:rPr>
+        <w:t>民數記28:26</w:t>
+      </w:r>
     </w:p>
     <w:p>
       <w:pPr>

--- a/zht/docx/191.content.docx
+++ b/zht/docx/191.content.docx
@@ -3401,19 +3401,7 @@
         <w:rPr>
           <w:lang w:val="zh_TW" w:bidi="zh_TW"/>
         </w:rPr>
-        <w:t>、</w:t>
-      </w:r>
-      <w:r>
-        <w:rPr>
-          <w:lang w:val="zh_TW" w:bidi="zh_TW"/>
-        </w:rPr>
-        <w:t>復活</w:t>
-      </w:r>
-      <w:r>
-        <w:rPr>
-          <w:lang w:val="zh_TW" w:bidi="zh_TW"/>
-        </w:rPr>
-        <w:t>）</w:t>
+        <w:t>、復活）</w:t>
       </w:r>
     </w:p>
     <w:p>
